--- a/ky/discovery-articles/6.6 Компьютер.docx
+++ b/ky/discovery-articles/6.6 Компьютер.docx
@@ -4,533 +4,351 @@
   <w:body>
     <w:p>
       <w:pPr>
-        <w:keepNext/>
-        <w:spacing w:before="280" w:after="120"/>
+        <w:pStyle w:val="Title"/>
+        <w:widowControl/>
       </w:pPr>
       <w:r>
-        <w:rPr>
-          <w:rFonts w:ascii="Calibri" w:hAnsi="Calibri" w:eastAsia="Calibri"/>
-          <w:b/>
-          <w:i w:val="0"/>
-          <w:color w:val="004E8C"/>
-          <w:sz w:val="44"/>
-        </w:rPr>
         <w:t>6.6 Компьютер</w:t>
       </w:r>
     </w:p>
     <w:p>
       <w:pPr>
-        <w:spacing w:after="80"/>
+        <w:keepNext/>
+        <w:widowControl/>
       </w:pPr>
       <w:r>
         <w:rPr>
-          <w:rFonts w:ascii="Calibri" w:hAnsi="Calibri" w:eastAsia="Calibri"/>
-          <w:b w:val="0"/>
-          <w:i/>
-          <w:color w:val="505050"/>
-          <w:sz w:val="22"/>
+          <w:sz w:val="20"/>
         </w:rPr>
         <w:t>6. Санарип технологиялар, космос жана байланыш</w:t>
       </w:r>
     </w:p>
     <w:p>
       <w:pPr>
-        <w:spacing w:after="200"/>
+        <w:keepNext/>
+        <w:widowControl/>
       </w:pPr>
       <w:r>
         <w:rPr>
-          <w:rFonts w:ascii="Calibri" w:hAnsi="Calibri" w:eastAsia="Calibri"/>
-          <w:b w:val="0"/>
-          <w:i/>
-          <w:sz w:val="22"/>
+          <w:sz w:val="20"/>
         </w:rPr>
-        <w:t>Мезгил: 1936–1945-жылдар (теориялык негиздер жана алгачкы санарип компьютерлер); 1950-жылдардан тартып коммерциялык доор | Негизги өкүлдөр: Алан Тьюринг; Конрад Цузе; ENIAC тобу; Жон фон Нейман</w:t>
+        <w:t>Мезгил: 1936–1945-жылдар (теориялык негиздер жана алгачкы санарип компьютерлер); 1950-жылдардан коммерциялык доор | Негизги салым кошкондор: Алан Тьюринг; Конрад Цузе; ENIAC тобу; Жон фон Нейман</w:t>
       </w:r>
     </w:p>
     <w:p>
       <w:pPr>
-        <w:spacing w:after="160" w:line="276" w:lineRule="auto"/>
+        <w:widowControl/>
       </w:pPr>
       <w:r>
-        <w:rPr>
-          <w:rFonts w:ascii="Calibri" w:hAnsi="Calibri" w:eastAsia="Calibri"/>
-          <w:b w:val="0"/>
-          <w:i w:val="0"/>
-          <w:sz w:val="22"/>
-        </w:rPr>
-        <w:t>Компьютер программаланган көрсөтмөлөрдү аткарып, маалыматты иштетет. Ал механикалык долбоорлор менен бүтүндөй бөлмөнү ээлеген электрондук машиналардан өсүп чыгып, эмгекте, илимде жана маданиятта колдонулган жалпы куралга айланды.</w:t>
+        <w:t>Компьютер маалыматты программаланган көрсөтмөлөр боюнча иштетет. Механикалык долбоорлордон жана бөлмө толгон электрондук машиналардан өсүп, эмгекте, илимде жана маданиятта колдонулган жалпы куралга айланган.</w:t>
       </w:r>
     </w:p>
     <w:p>
       <w:pPr>
-        <w:keepNext/>
-        <w:spacing w:before="240" w:after="120"/>
+        <w:pStyle w:val="Heading1"/>
+        <w:widowControl/>
       </w:pPr>
       <w:r>
-        <w:rPr>
-          <w:rFonts w:ascii="Calibri" w:hAnsi="Calibri" w:eastAsia="Calibri"/>
-          <w:b/>
-          <w:i w:val="0"/>
-          <w:color w:val="004E8C"/>
-          <w:sz w:val="28"/>
-        </w:rPr>
-        <w:t>Негизги фактылар</w:t>
+        <w:t>Негизги маалыматтар</w:t>
       </w:r>
     </w:p>
     <w:p>
       <w:pPr>
         <w:pStyle w:val="ListBullet"/>
+        <w:widowControl/>
       </w:pPr>
       <w:r>
-        <w:rPr>
-          <w:rFonts w:ascii="Calibri" w:hAnsi="Calibri" w:eastAsia="Calibri"/>
-          <w:b w:val="0"/>
-          <w:i w:val="0"/>
-          <w:sz w:val="22"/>
-        </w:rPr>
-        <w:t>Чарльз Бэббидж XIX кылымда программалануучу механикалык машиналарды долбоорлогон</w:t>
+        <w:t>Чарльз Бэббидж XIX кылымда программалануучу механикалык машиналарды долбоорлогон.</w:t>
       </w:r>
     </w:p>
     <w:p>
       <w:pPr>
         <w:pStyle w:val="ListBullet"/>
+        <w:widowControl/>
       </w:pPr>
       <w:r>
-        <w:rPr>
-          <w:rFonts w:ascii="Calibri" w:hAnsi="Calibri" w:eastAsia="Calibri"/>
-          <w:b w:val="0"/>
-          <w:i w:val="0"/>
-          <w:sz w:val="22"/>
-        </w:rPr>
-        <w:t>Алан Тьюринг 1936-жылы универсалдуу эсептөө машинасын теориялык жактан сүрөттөгөн</w:t>
+        <w:t>Алан Тьюринг 1936-жылы универсалдуу эсептөө машинасын сүрөттөгөн.</w:t>
       </w:r>
     </w:p>
     <w:p>
       <w:pPr>
         <w:pStyle w:val="ListBullet"/>
+        <w:widowControl/>
       </w:pPr>
       <w:r>
-        <w:rPr>
-          <w:rFonts w:ascii="Calibri" w:hAnsi="Calibri" w:eastAsia="Calibri"/>
-          <w:b w:val="0"/>
-          <w:i w:val="0"/>
-          <w:sz w:val="22"/>
-        </w:rPr>
-        <w:t>ENIAC (1945) жана 1940-жылдардын аягындагы программасы эс тутумда сакталган машиналар электрониканын маанилүү этаптары болду</w:t>
+        <w:t>ENIAC (1945-жыл) жана 1940-жылдардын аягындагы эс тутумда программа сактаган машиналар электрондук доордун маанилүү баскычтары болгон.</w:t>
       </w:r>
     </w:p>
     <w:p>
       <w:pPr>
         <w:pStyle w:val="ListBullet"/>
+        <w:widowControl/>
       </w:pPr>
       <w:r>
-        <w:rPr>
-          <w:rFonts w:ascii="Calibri" w:hAnsi="Calibri" w:eastAsia="Calibri"/>
-          <w:b w:val="0"/>
-          <w:i w:val="0"/>
-          <w:sz w:val="22"/>
-        </w:rPr>
-        <w:t>Жон фон Нейман программаны эс тутумда сактоо архитектурасын кеңири жайылтууга жардам берген</w:t>
+        <w:t>Жон фон Нейман программа эс тутумда сакталган түзүлүштү жайылтууга жардам берген.</w:t>
       </w:r>
     </w:p>
     <w:p>
       <w:pPr>
         <w:pStyle w:val="ListBullet"/>
+        <w:widowControl/>
       </w:pPr>
       <w:r>
-        <w:rPr>
-          <w:rFonts w:ascii="Calibri" w:hAnsi="Calibri" w:eastAsia="Calibri"/>
-          <w:b w:val="0"/>
-          <w:i w:val="0"/>
-          <w:sz w:val="22"/>
-        </w:rPr>
-        <w:t>Программалык камсыздоо — көрсөтмөлөр — физикалык жабдуудан кем эмес маанилүү</w:t>
+        <w:t>Программалык камсыздоо — көрсөтмөлөр — жабдык сыяктуу эле маанилүү.</w:t>
       </w:r>
     </w:p>
     <w:p>
       <w:pPr>
-        <w:keepNext/>
-        <w:spacing w:before="240" w:after="120"/>
+        <w:pStyle w:val="Heading1"/>
+        <w:widowControl/>
       </w:pPr>
       <w:r>
-        <w:rPr>
-          <w:rFonts w:ascii="Calibri" w:hAnsi="Calibri" w:eastAsia="Calibri"/>
-          <w:b/>
-          <w:i w:val="0"/>
-          <w:color w:val="004E8C"/>
-          <w:sz w:val="28"/>
-        </w:rPr>
-        <w:t>Бул эмне</w:t>
+        <w:t>Бул эмне?</w:t>
       </w:r>
     </w:p>
     <w:p>
       <w:pPr>
-        <w:spacing w:after="160" w:line="276" w:lineRule="auto"/>
+        <w:widowControl/>
       </w:pPr>
       <w:r>
-        <w:rPr>
-          <w:rFonts w:ascii="Calibri" w:hAnsi="Calibri" w:eastAsia="Calibri"/>
-          <w:b w:val="0"/>
-          <w:i w:val="0"/>
-          <w:sz w:val="22"/>
-        </w:rPr>
-        <w:t>Компьютер кириш маалыматты кабыл алып, программа деп аталган көрсөтмөлөрдү аткарып, натыйжаны чыгарат. Аппараттык камсыздоо — машинанын физикалык бөлүктөрү, ал эми программалык камсыздоо — көрсөтмөлөр менен маалыматтар. Программасы эс тутумда сакталган компьютерди кайра курубай эле башка тапшырмага өткөрүүгө болот. Ал жаңы программа жүктөгөн сайын шаймандары өзгөрүп турган өтө ийкемдүү устаканага окшош.</w:t>
+        <w:t>Компьютер кириш маалыматты кабыл алып, программа деп аталган көрсөтмөлөрдү аткарат жана натыйжа чыгарат. Аппараттык камсыздоо — физикалык бөлүктөр; программалык камсыздоо — көрсөтмөлөр менен маалымат. Программа эс тутумда сакталган компьютерди башка ишке өткөрүү үчүн кайра куруунун кереги жок. Бул жаңы программа жүктөлгөндө куралдары өзгөргөн ийкемдүү устаканага окшош.</w:t>
       </w:r>
     </w:p>
     <w:p>
       <w:pPr>
-        <w:keepNext/>
-        <w:spacing w:before="240" w:after="120"/>
+        <w:pStyle w:val="Heading1"/>
+        <w:widowControl/>
       </w:pPr>
       <w:r>
-        <w:rPr>
-          <w:rFonts w:ascii="Calibri" w:hAnsi="Calibri" w:eastAsia="Calibri"/>
-          <w:b/>
-          <w:i w:val="0"/>
-          <w:color w:val="004E8C"/>
-          <w:sz w:val="28"/>
-        </w:rPr>
-        <w:t>Аны ким ачкан же ойлоп тапкан</w:t>
+        <w:t xml:space="preserve">Ким ойлоп тапкан</w:t>
       </w:r>
     </w:p>
     <w:p>
       <w:pPr>
-        <w:spacing w:after="160" w:line="276" w:lineRule="auto"/>
+        <w:widowControl/>
       </w:pPr>
       <w:r>
-        <w:rPr>
-          <w:rFonts w:ascii="Calibri" w:hAnsi="Calibri" w:eastAsia="Calibri"/>
-          <w:b w:val="0"/>
-          <w:i w:val="0"/>
-          <w:sz w:val="22"/>
-        </w:rPr>
-        <w:t>Чарльз Бэббидж XIX кылымда программалануучу механикалык машиналарды долбоорлоп, Ада Лавлейс алар санды эле эмес, символдорду да иштете аларын сүрөттөгөн. Алан Тьюринг 1936-жылы жалпы эсептөөнүн математикалык моделин сунуштаган. Конрад Цузе 1941-жылы Z3 машинасын курган. Согуш мезгилиндеги топтор Colossus менен ENIACты, ал эми кийинки топтор программасы эс тутумда сакталган машиналарды жаратты. Жон фон Нейман ошол архитектураны так сүрөттөп, кеңири жайылтууга жардам берди.</w:t>
+        <w:t>Чарльз Бэббидж XIX кылымда программалануучу механикалык машиналарды долбоорлогон. Ада Лавлейс мындай машина сан менен гана эмес, белги менен да иштей аларын баяндаган. Алан Тьюринг 1936-жылы жалпы эсептөөнүн математикалык моделин берген. Конрад Цузе 1941-жылы Z3тү курган. Согуштук топтор Colossus жана ENIAC — электрондук сандык интегратор жана компьютер — машиналарын түзгөн. Кийинки топтор программаны эс тутумга жайгаштырган. Жон фон Нейман ошол түзүлүштүн так сүрөттөлүшүн таратууга көмөк кылган.</w:t>
       </w:r>
     </w:p>
     <w:p>
       <w:pPr>
-        <w:keepNext/>
-        <w:spacing w:before="240" w:after="120"/>
+        <w:pStyle w:val="Heading1"/>
+        <w:widowControl/>
       </w:pPr>
       <w:r>
-        <w:rPr>
-          <w:rFonts w:ascii="Calibri" w:hAnsi="Calibri" w:eastAsia="Calibri"/>
-          <w:b/>
-          <w:i w:val="0"/>
-          <w:color w:val="004E8C"/>
-          <w:sz w:val="28"/>
-        </w:rPr>
-        <w:t>Качан жана кантип пайда болгон</w:t>
+        <w:t>Качан жана кантип пайда болгон?</w:t>
       </w:r>
     </w:p>
     <w:p>
       <w:pPr>
-        <w:spacing w:after="160" w:line="276" w:lineRule="auto"/>
+        <w:widowControl/>
       </w:pPr>
       <w:r>
-        <w:rPr>
-          <w:rFonts w:ascii="Calibri" w:hAnsi="Calibri" w:eastAsia="Calibri"/>
-          <w:b w:val="0"/>
-          <w:i w:val="0"/>
-          <w:sz w:val="22"/>
-        </w:rPr>
-        <w:t>Согуш шифрлерди чечүү жана ири эсептөөлөрдү тез аткаруу зарылдыгын жаратты. Алгачкы электрондук машиналар лампа колдонуп, бүтүндөй бөлмөнү ээлеген. Андан соң университеттер менен өкмөттөр компьютерлерди илимге жана башкарууга колдонду. Транзисторлор менен микрочиптер аппараттарды кичирейтип жана арзандатып, мини-компьютерлерге, жеке компьютерлерге жана смартфондорго жол ачты.</w:t>
+        <w:t>Согуш шифр чечүүгө жана чоң эсептөөгө шашылыш талап жараткан. Алгачкы электрондук машиналар вакуум лампа колдонуп, бөлмөлөрдү толтурган. Кийин университеттер менен өкмөттөр илим жана башкаруу үчүн компьютер алган. Транзистор жана микрочип аларды кичирейтип арзандаткан; андан миникомпьютер, жеке компьютер жана смартфон чыккан.</w:t>
       </w:r>
     </w:p>
     <w:p>
       <w:pPr>
-        <w:keepNext/>
-        <w:spacing w:before="240" w:after="120"/>
+        <w:pStyle w:val="Heading1"/>
+        <w:widowControl/>
       </w:pPr>
       <w:r>
-        <w:rPr>
-          <w:rFonts w:ascii="Calibri" w:hAnsi="Calibri" w:eastAsia="Calibri"/>
-          <w:b/>
-          <w:i w:val="0"/>
-          <w:color w:val="004E8C"/>
-          <w:sz w:val="28"/>
-        </w:rPr>
-        <w:t>Илимий жактан мааниси</w:t>
+        <w:t>Илим үчүн мааниси</w:t>
       </w:r>
     </w:p>
     <w:p>
       <w:pPr>
-        <w:spacing w:after="160" w:line="276" w:lineRule="auto"/>
+        <w:widowControl/>
       </w:pPr>
       <w:r>
-        <w:rPr>
-          <w:rFonts w:ascii="Calibri" w:hAnsi="Calibri" w:eastAsia="Calibri"/>
-          <w:b w:val="0"/>
-          <w:i w:val="0"/>
-          <w:sz w:val="22"/>
-        </w:rPr>
-        <w:t>Компьютерлер кадам-кадам аткарылуучу ыкма болгон алгоритмдерди өзүнчө изилдөө тармагына айлантты. Ошондой эле аба ырайын, молекулаларды, галактикаларды жана башка системаларды изилдөөдө моделдөө негизги ыкмалардын бири болду. Тьюринг айрым маселелерди эч бир жалпы алгоритм чече албасын көрсөткөн. Машина адамдын эсептөө мүмкүнчүлүгүн кеңейтип, ошол эле учурда анын так чектерин да ачты.</w:t>
+        <w:t>Компьютер кадам-кадам ыкма болгон алгоритмдерди өзүнчө изилдөө тармагына айландырган. Ал аба ырайын, молекуланы, галактиканы жана башка системаны моделдөө менен изилдөөнү да негизги жол кылган. Тьюринг айрым маселени эч бир жалпы алгоритм чече албасын көрсөткөн. Машина эсептөө мүмкүнчүлүгүн кеңейтип, ошол эле учурда так чектерди ачкан.</w:t>
       </w:r>
     </w:p>
     <w:p>
       <w:pPr>
-        <w:keepNext/>
-        <w:spacing w:before="240" w:after="120"/>
+        <w:pStyle w:val="Heading1"/>
+        <w:widowControl/>
       </w:pPr>
       <w:r>
-        <w:rPr>
-          <w:rFonts w:ascii="Calibri" w:hAnsi="Calibri" w:eastAsia="Calibri"/>
-          <w:b/>
-          <w:i w:val="0"/>
-          <w:color w:val="004E8C"/>
-          <w:sz w:val="28"/>
-        </w:rPr>
-        <w:t>Кийинки өнүгүүлөргө тийгизген таасири</w:t>
+        <w:t>Кийинки өнүгүүгө тийгизген таасири</w:t>
       </w:r>
     </w:p>
     <w:p>
       <w:pPr>
-        <w:spacing w:after="160" w:line="276" w:lineRule="auto"/>
+        <w:widowControl/>
       </w:pPr>
       <w:r>
-        <w:rPr>
-          <w:rFonts w:ascii="Calibri" w:hAnsi="Calibri" w:eastAsia="Calibri"/>
-          <w:b w:val="0"/>
-          <w:i w:val="0"/>
-          <w:sz w:val="22"/>
-        </w:rPr>
-        <w:t>Тармактар компьютерлерди маалымат бөлүшүү үчүн бириктирди. Микропроцессор негизги эсептөө ишин бир чипке жайгаштырды. Булут кызматтары алыскы маалымат борборлорундагы жалпы эсептөө ресурстарын сунуштайт. Жасалма интеллект компьютердик жабдуу менен программаларды колдонуп, чоң маалымат топтомдорунан мыйзам ченемдерди табат.</w:t>
+        <w:t>Тармактар компьютерлерди маалымат бөлүшүү үчүн бириктирген. Микропроцессор негизги эсептөө ишин бир чипке салган. Булут кызматтары азыр алыскы маалымат борборлорунан жалпы эсептөө мүмкүнчүлүгүн берет. Жасалма интеллект көп маалыматтан үлгү табуу үчүн компьютер жабдыгын жана программасын колдонот.</w:t>
       </w:r>
     </w:p>
     <w:p>
       <w:pPr>
-        <w:keepNext/>
-        <w:spacing w:before="240" w:after="120"/>
+        <w:pStyle w:val="Heading1"/>
+        <w:widowControl/>
       </w:pPr>
       <w:r>
-        <w:rPr>
-          <w:rFonts w:ascii="Calibri" w:hAnsi="Calibri" w:eastAsia="Calibri"/>
-          <w:b/>
-          <w:i w:val="0"/>
-          <w:color w:val="004E8C"/>
-          <w:sz w:val="28"/>
-        </w:rPr>
-        <w:t>Адамдардын жашоосун кантип өзгөрткөн</w:t>
+        <w:t>Адамдардын жашоосун кантип өзгөрткөн?</w:t>
       </w:r>
     </w:p>
     <w:p>
       <w:pPr>
-        <w:spacing w:after="160" w:line="276" w:lineRule="auto"/>
+        <w:widowControl/>
       </w:pPr>
       <w:r>
-        <w:rPr>
-          <w:rFonts w:ascii="Calibri" w:hAnsi="Calibri" w:eastAsia="Calibri"/>
-          <w:b w:val="0"/>
-          <w:i w:val="0"/>
-          <w:sz w:val="22"/>
-        </w:rPr>
-        <w:t>Компьютерлер жазууну, банк ишин, долбоорлоону, илимди, көңүл ачууну жана байланышты өзгөрттү. Алар жаңы кесиптерди жаратып, башкаларын жойду же башкача кылды. Адамдар күчтүү чыгармачыл куралдарга ээ болду, бирок көзөмөл, киберкылмыш жана тынымсыз алаксытуу мүмкүнчүлүгү да өстү. Компьютер эски иштерди жөн гана тездетпестен, таптакыр жаңы иштерди пайда кылды.</w:t>
+        <w:t>Компьютер жазууну, банк ишин, долбоорлоону, илимди, көңүл ачууну жана байланышты өзгөрткөн. Жаңы жумуш жаратып, айрымдарын жок кылган же өзгөрткөн. Ал күчтүү чыгармачылык курал менен кошо аңдууга, киберкылмышка жана дайыма алаксытууга да жол ачкан. Компьютер эски ишти гана тездетпей, таптакыр жаңы иш түрлөрүн мүмкүн кылган.</w:t>
       </w:r>
     </w:p>
     <w:p>
       <w:pPr>
-        <w:keepNext/>
-        <w:spacing w:before="240" w:after="120"/>
+        <w:pStyle w:val="Heading1"/>
+        <w:widowControl/>
       </w:pPr>
       <w:r>
-        <w:rPr>
-          <w:rFonts w:ascii="Calibri" w:hAnsi="Calibri" w:eastAsia="Calibri"/>
-          <w:b/>
-          <w:i w:val="0"/>
-          <w:color w:val="004E8C"/>
-          <w:sz w:val="28"/>
-        </w:rPr>
-        <w:t>Булактар жана шилтемелер</w:t>
+        <w:t>Булактар жана кошумча окуу</w:t>
       </w:r>
     </w:p>
     <w:p>
       <w:pPr>
-        <w:keepNext/>
-        <w:spacing w:before="240" w:after="120"/>
+        <w:pStyle w:val="Heading2"/>
+        <w:widowControl/>
       </w:pPr>
       <w:r>
         <w:rPr>
-          <w:rFonts w:ascii="Calibri" w:hAnsi="Calibri" w:eastAsia="Calibri"/>
-          <w:b/>
-          <w:i w:val="0"/>
-          <w:color w:val="004E8C"/>
-          <w:sz w:val="24"/>
+          <w:sz w:val="20"/>
         </w:rPr>
-        <w:t>C. Мекемелердин материалдары жана энциклопедиялык булактар</w:t>
+        <w:t>Уюмдардын жана энциклопедиялардын материалдары</w:t>
       </w:r>
     </w:p>
     <w:p>
       <w:pPr>
-        <w:spacing w:after="80"/>
-        <w:ind w:left="360"/>
+        <w:widowControl/>
       </w:pPr>
       <w:r>
         <w:rPr>
-          <w:rFonts w:ascii="Calibri" w:hAnsi="Calibri" w:eastAsia="Calibri"/>
-          <w:b w:val="0"/>
-          <w:i w:val="0"/>
-          <w:sz w:val="22"/>
+          <w:sz w:val="20"/>
         </w:rPr>
-        <w:t>1. Encyclopaedia Britannica. «Компьютер».</w:t>
-      </w:r>
-      <w:r>
-        <w:rPr>
-          <w:rFonts w:ascii="Calibri" w:hAnsi="Calibri" w:eastAsia="Calibri"/>
-          <w:b w:val="0"/>
-          <w:i w:val="0"/>
-          <w:sz w:val="22"/>
-        </w:rPr>
-        <w:t xml:space="preserve"> </w:t>
+        <w:t xml:space="preserve">1. Encyclopaedia Britannica. 'Computer.' </w:t>
       </w:r>
       <w:hyperlink r:id="rId9">
         <w:r>
           <w:rPr>
-            <w:rFonts w:ascii="Calibri" w:hAnsi="Calibri" w:eastAsia="Calibri"/>
-            <w:b w:val="0"/>
-            <w:i w:val="0"/>
-            <w:sz w:val="22"/>
-            <w:color w:val="0563C1"/>
-            <w:u w:val="single"/>
+            <w:sz w:val="20"/>
           </w:rPr>
           <w:t>https://www.britannica.com/technology/computer</w:t>
         </w:r>
       </w:hyperlink>
+      <w:r>
+        <w:rPr>
+          <w:sz w:val="20"/>
+        </w:rPr>
+      </w:r>
     </w:p>
     <w:p>
       <w:pPr>
-        <w:spacing w:after="80"/>
-        <w:ind w:left="360"/>
+        <w:widowControl/>
       </w:pPr>
       <w:r>
         <w:rPr>
-          <w:rFonts w:ascii="Calibri" w:hAnsi="Calibri" w:eastAsia="Calibri"/>
-          <w:b w:val="0"/>
-          <w:i w:val="0"/>
-          <w:sz w:val="22"/>
+          <w:sz w:val="20"/>
         </w:rPr>
-        <w:t>2. Stanford Encyclopedia of Philosophy. «Эсептөө техникасынын азыркы тарыхы».</w:t>
-      </w:r>
-      <w:r>
-        <w:rPr>
-          <w:rFonts w:ascii="Calibri" w:hAnsi="Calibri" w:eastAsia="Calibri"/>
-          <w:b w:val="0"/>
-          <w:i w:val="0"/>
-          <w:sz w:val="22"/>
-        </w:rPr>
-        <w:t xml:space="preserve"> </w:t>
+        <w:t xml:space="preserve">2. Stanford Encyclopedia of Philosophy. 'The Modern History of Computing.' </w:t>
       </w:r>
       <w:hyperlink r:id="rId10">
         <w:r>
           <w:rPr>
-            <w:rFonts w:ascii="Calibri" w:hAnsi="Calibri" w:eastAsia="Calibri"/>
-            <w:b w:val="0"/>
-            <w:i w:val="0"/>
-            <w:sz w:val="22"/>
-            <w:color w:val="0563C1"/>
-            <w:u w:val="single"/>
+            <w:sz w:val="20"/>
           </w:rPr>
           <w:t>https://plato.stanford.edu/entries/computing-history/</w:t>
         </w:r>
       </w:hyperlink>
-    </w:p>
-    <w:p>
-      <w:pPr>
-        <w:keepNext/>
-        <w:spacing w:before="240" w:after="120"/>
-      </w:pPr>
       <w:r>
         <w:rPr>
-          <w:rFonts w:ascii="Calibri" w:hAnsi="Calibri" w:eastAsia="Calibri"/>
-          <w:b/>
-          <w:i w:val="0"/>
-          <w:color w:val="004E8C"/>
-          <w:sz w:val="24"/>
+          <w:sz w:val="20"/>
         </w:rPr>
-        <w:t>D. Музейлердин, архивдердин жана китепканалардын материалдары</w:t>
       </w:r>
     </w:p>
     <w:p>
       <w:pPr>
-        <w:spacing w:after="80"/>
-        <w:ind w:left="360"/>
+        <w:pStyle w:val="Heading2"/>
+        <w:widowControl/>
       </w:pPr>
       <w:r>
         <w:rPr>
-          <w:rFonts w:ascii="Calibri" w:hAnsi="Calibri" w:eastAsia="Calibri"/>
-          <w:b w:val="0"/>
-          <w:i w:val="0"/>
-          <w:sz w:val="22"/>
+          <w:sz w:val="20"/>
         </w:rPr>
-        <w:t>1. Computer History Museum. «Компьютер тарыхынын хронологиясы».</w:t>
+        <w:t>Музейлердин жана архивдердин материалдары</w:t>
       </w:r>
+    </w:p>
+    <w:p>
+      <w:pPr>
+        <w:widowControl/>
+      </w:pPr>
       <w:r>
         <w:rPr>
-          <w:rFonts w:ascii="Calibri" w:hAnsi="Calibri" w:eastAsia="Calibri"/>
-          <w:b w:val="0"/>
-          <w:i w:val="0"/>
-          <w:sz w:val="22"/>
+          <w:sz w:val="20"/>
         </w:rPr>
-        <w:t xml:space="preserve"> </w:t>
+        <w:t xml:space="preserve">1. Computer History Museum. 'Timeline of Computer History.' </w:t>
       </w:r>
       <w:hyperlink r:id="rId11">
         <w:r>
           <w:rPr>
-            <w:rFonts w:ascii="Calibri" w:hAnsi="Calibri" w:eastAsia="Calibri"/>
-            <w:b w:val="0"/>
-            <w:i w:val="0"/>
-            <w:sz w:val="22"/>
-            <w:color w:val="0563C1"/>
-            <w:u w:val="single"/>
+            <w:sz w:val="20"/>
           </w:rPr>
           <w:t>https://www.computerhistory.org/timeline/computers/</w:t>
         </w:r>
       </w:hyperlink>
+      <w:r>
+        <w:rPr>
+          <w:sz w:val="20"/>
+        </w:rPr>
+      </w:r>
     </w:p>
     <w:p>
       <w:pPr>
-        <w:spacing w:after="80"/>
-        <w:ind w:left="360"/>
+        <w:widowControl/>
       </w:pPr>
       <w:r>
         <w:rPr>
-          <w:rFonts w:ascii="Calibri" w:hAnsi="Calibri" w:eastAsia="Calibri"/>
-          <w:b w:val="0"/>
-          <w:i w:val="0"/>
-          <w:sz w:val="22"/>
+          <w:sz w:val="20"/>
         </w:rPr>
-        <w:t>2. Computer History Museum. «Ада Лавлейс».</w:t>
-      </w:r>
-      <w:r>
-        <w:rPr>
-          <w:rFonts w:ascii="Calibri" w:hAnsi="Calibri" w:eastAsia="Calibri"/>
-          <w:b w:val="0"/>
-          <w:i w:val="0"/>
-          <w:sz w:val="22"/>
-        </w:rPr>
-        <w:t xml:space="preserve"> </w:t>
+        <w:t xml:space="preserve">2. Computer History Museum. 'Ada Lovelace.' </w:t>
       </w:r>
       <w:hyperlink r:id="rId12">
         <w:r>
           <w:rPr>
-            <w:rFonts w:ascii="Calibri" w:hAnsi="Calibri" w:eastAsia="Calibri"/>
-            <w:b w:val="0"/>
-            <w:i w:val="0"/>
-            <w:sz w:val="22"/>
-            <w:color w:val="0563C1"/>
-            <w:u w:val="single"/>
+            <w:sz w:val="20"/>
           </w:rPr>
           <w:t>https://www.computerhistory.org/babbage/adalovelace/</w:t>
         </w:r>
       </w:hyperlink>
+      <w:r>
+        <w:rPr>
+          <w:sz w:val="20"/>
+        </w:rPr>
+      </w:r>
     </w:p>
     <w:sectPr>
-      <w:pgSz w:w="12240" w:h="15840"/>
-      <w:pgMar w:top="1296" w:right="1440" w:bottom="1296" w:left="1440" w:header="720" w:footer="720" w:gutter="0"/>
+      <w:footerReference w:type="default" r:id="rId13"/>
+      <w:pgSz w:w="11906" w:h="16838"/>
+      <w:pgMar w:top="1020" w:right="1134" w:bottom="1020" w:left="1134" w:header="720" w:footer="720" w:gutter="0"/>
       <w:cols w:space="720"/>
       <w:docGrid w:linePitch="360"/>
     </w:sectPr>
   </w:body>
 </w:document>
+</file>
+
+<file path=word/footer1.xml><?xml version="1.0" encoding="utf-8"?>
+<w:ftr xmlns:m="http://schemas.openxmlformats.org/officeDocument/2006/math" xmlns:mc="http://schemas.openxmlformats.org/markup-compatibility/2006" xmlns:mo="http://schemas.microsoft.com/office/mac/office/2008/main" xmlns:mv="urn:schemas-microsoft-com:mac:vml" xmlns:o="urn:schemas-microsoft-com:office:office" xmlns:r="http://schemas.openxmlformats.org/officeDocument/2006/relationships" xmlns:v="urn:schemas-microsoft-com:vml" xmlns:w10="urn:schemas-microsoft-com:office:word" xmlns:w14="http://schemas.microsoft.com/office/word/2010/wordml" xmlns:w="http://schemas.openxmlformats.org/wordprocessingml/2006/main" xmlns:wne="http://schemas.microsoft.com/office/word/2006/wordml" xmlns:wp14="http://schemas.microsoft.com/office/word/2010/wordprocessingDrawing" xmlns:wp="http://schemas.openxmlformats.org/drawingml/2006/wordprocessingDrawing" xmlns:wpc="http://schemas.microsoft.com/office/word/2010/wordprocessingCanvas" xmlns:wpg="http://schemas.microsoft.com/office/word/2010/wordprocessingGroup" xmlns:wpi="http://schemas.microsoft.com/office/word/2010/wordprocessingInk" xmlns:wps="http://schemas.microsoft.com/office/word/2010/wordprocessingShape" mc:Ignorable="w14 wp14">
+  <w:p>
+    <w:pPr>
+      <w:pStyle w:val="Footer"/>
+      <w:jc w:val="right"/>
+    </w:pPr>
+    <w:fldSimple w:instr="PAGE"/>
+  </w:p>
+</w:ftr>
 </file>
 
 <file path=word/numbering.xml><?xml version="1.0" encoding="utf-8"?>
@@ -741,7 +559,7 @@
   <w:docDefaults>
     <w:rPrDefault>
       <w:rPr>
-        <w:rFonts w:asciiTheme="minorHAnsi" w:eastAsiaTheme="minorEastAsia" w:hAnsiTheme="minorHAnsi" w:cstheme="minorBidi"/>
+        <w:rFonts/>
         <w:sz w:val="22"/>
         <w:szCs w:val="22"/>
         <w:lang w:val="en-US" w:eastAsia="en-US" w:bidi="ar-SA"/>
@@ -896,6 +714,15 @@
     <w:name w:val="Normal"/>
     <w:qFormat/>
     <w:rsid w:val="00FC693F"/>
+    <w:pPr>
+      <w:spacing w:after="120" w:line="259" w:lineRule="auto"/>
+    </w:pPr>
+    <w:rPr>
+      <w:rFonts w:ascii="Times New Roman" w:hAnsi="Times New Roman"/>
+      <w:color w:val="000000"/>
+      <w:sz w:val="24"/>
+      <w:lang w:val="ky-KG"/>
+    </w:rPr>
   </w:style>
   <w:style w:type="paragraph" w:styleId="Header">
     <w:name w:val="header"/>
@@ -952,16 +779,17 @@
     <w:pPr>
       <w:keepNext/>
       <w:keepLines/>
-      <w:spacing w:before="480" w:after="0"/>
+      <w:spacing w:before="480" w:after="120" w:line="259" w:lineRule="auto"/>
       <w:outlineLvl w:val="0"/>
     </w:pPr>
     <w:rPr>
-      <w:rFonts w:asciiTheme="majorHAnsi" w:eastAsiaTheme="majorEastAsia" w:hAnsiTheme="majorHAnsi" w:cstheme="majorBidi"/>
+      <w:rFonts w:ascii="Times New Roman" w:hAnsi="Times New Roman"/>
       <w:b/>
       <w:bCs/>
-      <w:color w:val="365F91" w:themeColor="accent1" w:themeShade="BF"/>
-      <w:sz w:val="28"/>
+      <w:color w:val="000000"/>
+      <w:sz w:val="26"/>
       <w:szCs w:val="28"/>
+      <w:lang w:val="ky-KG"/>
     </w:rPr>
   </w:style>
   <w:style w:type="paragraph" w:styleId="Heading2">
@@ -976,16 +804,17 @@
     <w:pPr>
       <w:keepNext/>
       <w:keepLines/>
-      <w:spacing w:before="200" w:after="0"/>
+      <w:spacing w:before="200" w:after="120" w:line="259" w:lineRule="auto"/>
       <w:outlineLvl w:val="1"/>
     </w:pPr>
     <w:rPr>
-      <w:rFonts w:asciiTheme="majorHAnsi" w:eastAsiaTheme="majorEastAsia" w:hAnsiTheme="majorHAnsi" w:cstheme="majorBidi"/>
+      <w:rFonts w:ascii="Times New Roman" w:hAnsi="Times New Roman"/>
       <w:b/>
       <w:bCs/>
-      <w:color w:val="4F81BD" w:themeColor="accent1"/>
+      <w:color w:val="000000"/>
       <w:sz w:val="26"/>
       <w:szCs w:val="26"/>
+      <w:lang w:val="ky-KG"/>
     </w:rPr>
   </w:style>
   <w:style w:type="paragraph" w:styleId="Heading3">
@@ -1004,7 +833,7 @@
       <w:outlineLvl w:val="2"/>
     </w:pPr>
     <w:rPr>
-      <w:rFonts w:asciiTheme="majorHAnsi" w:eastAsiaTheme="majorEastAsia" w:hAnsiTheme="majorHAnsi" w:cstheme="majorBidi"/>
+      <w:rFonts/>
       <w:b/>
       <w:bCs/>
       <w:color w:val="4F81BD" w:themeColor="accent1"/>
@@ -1027,7 +856,7 @@
       <w:outlineLvl w:val="3"/>
     </w:pPr>
     <w:rPr>
-      <w:rFonts w:asciiTheme="majorHAnsi" w:eastAsiaTheme="majorEastAsia" w:hAnsiTheme="majorHAnsi" w:cstheme="majorBidi"/>
+      <w:rFonts/>
       <w:b/>
       <w:bCs/>
       <w:i/>
@@ -1052,7 +881,7 @@
       <w:outlineLvl w:val="4"/>
     </w:pPr>
     <w:rPr>
-      <w:rFonts w:asciiTheme="majorHAnsi" w:eastAsiaTheme="majorEastAsia" w:hAnsiTheme="majorHAnsi" w:cstheme="majorBidi"/>
+      <w:rFonts/>
       <w:color w:val="243F60" w:themeColor="accent1" w:themeShade="7F"/>
     </w:rPr>
   </w:style>
@@ -1073,7 +902,7 @@
       <w:outlineLvl w:val="5"/>
     </w:pPr>
     <w:rPr>
-      <w:rFonts w:asciiTheme="majorHAnsi" w:eastAsiaTheme="majorEastAsia" w:hAnsiTheme="majorHAnsi" w:cstheme="majorBidi"/>
+      <w:rFonts/>
       <w:i/>
       <w:iCs/>
       <w:color w:val="243F60" w:themeColor="accent1" w:themeShade="7F"/>
@@ -1096,7 +925,7 @@
       <w:outlineLvl w:val="6"/>
     </w:pPr>
     <w:rPr>
-      <w:rFonts w:asciiTheme="majorHAnsi" w:eastAsiaTheme="majorEastAsia" w:hAnsiTheme="majorHAnsi" w:cstheme="majorBidi"/>
+      <w:rFonts/>
       <w:i/>
       <w:iCs/>
       <w:color w:val="404040" w:themeColor="text1" w:themeTint="BF"/>
@@ -1119,7 +948,7 @@
       <w:outlineLvl w:val="7"/>
     </w:pPr>
     <w:rPr>
-      <w:rFonts w:asciiTheme="majorHAnsi" w:eastAsiaTheme="majorEastAsia" w:hAnsiTheme="majorHAnsi" w:cstheme="majorBidi"/>
+      <w:rFonts/>
       <w:color w:val="4F81BD" w:themeColor="accent1"/>
       <w:sz w:val="20"/>
       <w:szCs w:val="20"/>
@@ -1142,7 +971,7 @@
       <w:outlineLvl w:val="8"/>
     </w:pPr>
     <w:rPr>
-      <w:rFonts w:asciiTheme="majorHAnsi" w:eastAsiaTheme="majorEastAsia" w:hAnsiTheme="majorHAnsi" w:cstheme="majorBidi"/>
+      <w:rFonts/>
       <w:i/>
       <w:iCs/>
       <w:color w:val="404040" w:themeColor="text1" w:themeTint="BF"/>
@@ -1193,7 +1022,7 @@
     <w:uiPriority w:val="9"/>
     <w:rsid w:val="00FC693F"/>
     <w:rPr>
-      <w:rFonts w:asciiTheme="majorHAnsi" w:eastAsiaTheme="majorEastAsia" w:hAnsiTheme="majorHAnsi" w:cstheme="majorBidi"/>
+      <w:rFonts/>
       <w:b/>
       <w:bCs/>
       <w:color w:val="365F91" w:themeColor="accent1" w:themeShade="BF"/>
@@ -1208,7 +1037,7 @@
     <w:uiPriority w:val="9"/>
     <w:rsid w:val="00FC693F"/>
     <w:rPr>
-      <w:rFonts w:asciiTheme="majorHAnsi" w:eastAsiaTheme="majorEastAsia" w:hAnsiTheme="majorHAnsi" w:cstheme="majorBidi"/>
+      <w:rFonts/>
       <w:b/>
       <w:bCs/>
       <w:color w:val="4F81BD" w:themeColor="accent1"/>
@@ -1223,7 +1052,7 @@
     <w:uiPriority w:val="9"/>
     <w:rsid w:val="00FC693F"/>
     <w:rPr>
-      <w:rFonts w:asciiTheme="majorHAnsi" w:eastAsiaTheme="majorEastAsia" w:hAnsiTheme="majorHAnsi" w:cstheme="majorBidi"/>
+      <w:rFonts/>
       <w:b/>
       <w:bCs/>
       <w:color w:val="4F81BD" w:themeColor="accent1"/>
@@ -1238,19 +1067,17 @@
     <w:qFormat/>
     <w:rsid w:val="00FC693F"/>
     <w:pPr>
-      <w:pBdr>
-        <w:bottom w:val="single" w:sz="8" w:space="4" w:color="4F81BD" w:themeColor="accent1"/>
-      </w:pBdr>
-      <w:spacing w:after="300" w:line="240" w:lineRule="auto"/>
+      <w:spacing w:after="120" w:line="259" w:lineRule="auto"/>
       <w:contextualSpacing/>
     </w:pPr>
     <w:rPr>
-      <w:rFonts w:asciiTheme="majorHAnsi" w:eastAsiaTheme="majorEastAsia" w:hAnsiTheme="majorHAnsi" w:cstheme="majorBidi"/>
-      <w:color w:val="17365D" w:themeColor="text2" w:themeShade="BF"/>
+      <w:rFonts w:ascii="Times New Roman" w:hAnsi="Times New Roman"/>
+      <w:color w:val="000000"/>
       <w:spacing w:val="5"/>
       <w:kern w:val="28"/>
-      <w:sz w:val="52"/>
+      <w:sz w:val="40"/>
       <w:szCs w:val="52"/>
+      <w:lang w:val="ky-KG"/>
     </w:rPr>
   </w:style>
   <w:style w:type="character" w:customStyle="1" w:styleId="TitleChar">
@@ -1260,7 +1087,7 @@
     <w:uiPriority w:val="10"/>
     <w:rsid w:val="00FC693F"/>
     <w:rPr>
-      <w:rFonts w:asciiTheme="majorHAnsi" w:eastAsiaTheme="majorEastAsia" w:hAnsiTheme="majorHAnsi" w:cstheme="majorBidi"/>
+      <w:rFonts/>
       <w:color w:val="17365D" w:themeColor="text2" w:themeShade="BF"/>
       <w:spacing w:val="5"/>
       <w:kern w:val="28"/>
@@ -1282,7 +1109,7 @@
       </w:numPr>
     </w:pPr>
     <w:rPr>
-      <w:rFonts w:asciiTheme="majorHAnsi" w:eastAsiaTheme="majorEastAsia" w:hAnsiTheme="majorHAnsi" w:cstheme="majorBidi"/>
+      <w:rFonts/>
       <w:i/>
       <w:iCs/>
       <w:color w:val="4F81BD" w:themeColor="accent1"/>
@@ -1298,7 +1125,7 @@
     <w:uiPriority w:val="11"/>
     <w:rsid w:val="00FC693F"/>
     <w:rPr>
-      <w:rFonts w:asciiTheme="majorHAnsi" w:eastAsiaTheme="majorEastAsia" w:hAnsiTheme="majorHAnsi" w:cstheme="majorBidi"/>
+      <w:rFonts/>
       <w:i/>
       <w:iCs/>
       <w:color w:val="4F81BD" w:themeColor="accent1"/>
@@ -1423,8 +1250,15 @@
       <w:numPr>
         <w:numId w:val="1"/>
       </w:numPr>
+      <w:spacing w:after="120" w:line="259" w:lineRule="auto"/>
       <w:contextualSpacing/>
     </w:pPr>
+    <w:rPr>
+      <w:rFonts w:ascii="Times New Roman" w:hAnsi="Times New Roman"/>
+      <w:color w:val="000000"/>
+      <w:sz w:val="24"/>
+      <w:lang w:val="ky-KG"/>
+    </w:rPr>
   </w:style>
   <w:style w:type="paragraph" w:styleId="ListBullet2">
     <w:name w:val="List Bullet 2"/>
@@ -1596,7 +1430,7 @@
     <w:semiHidden/>
     <w:rsid w:val="00FC693F"/>
     <w:rPr>
-      <w:rFonts w:asciiTheme="majorHAnsi" w:eastAsiaTheme="majorEastAsia" w:hAnsiTheme="majorHAnsi" w:cstheme="majorBidi"/>
+      <w:rFonts/>
       <w:b/>
       <w:bCs/>
       <w:i/>
@@ -1612,7 +1446,7 @@
     <w:semiHidden/>
     <w:rsid w:val="00FC693F"/>
     <w:rPr>
-      <w:rFonts w:asciiTheme="majorHAnsi" w:eastAsiaTheme="majorEastAsia" w:hAnsiTheme="majorHAnsi" w:cstheme="majorBidi"/>
+      <w:rFonts/>
       <w:color w:val="243F60" w:themeColor="accent1" w:themeShade="7F"/>
     </w:rPr>
   </w:style>
@@ -1624,7 +1458,7 @@
     <w:semiHidden/>
     <w:rsid w:val="00FC693F"/>
     <w:rPr>
-      <w:rFonts w:asciiTheme="majorHAnsi" w:eastAsiaTheme="majorEastAsia" w:hAnsiTheme="majorHAnsi" w:cstheme="majorBidi"/>
+      <w:rFonts/>
       <w:i/>
       <w:iCs/>
       <w:color w:val="243F60" w:themeColor="accent1" w:themeShade="7F"/>
@@ -1638,7 +1472,7 @@
     <w:semiHidden/>
     <w:rsid w:val="00FC693F"/>
     <w:rPr>
-      <w:rFonts w:asciiTheme="majorHAnsi" w:eastAsiaTheme="majorEastAsia" w:hAnsiTheme="majorHAnsi" w:cstheme="majorBidi"/>
+      <w:rFonts/>
       <w:i/>
       <w:iCs/>
       <w:color w:val="404040" w:themeColor="text1" w:themeTint="BF"/>
@@ -1652,7 +1486,7 @@
     <w:semiHidden/>
     <w:rsid w:val="00FC693F"/>
     <w:rPr>
-      <w:rFonts w:asciiTheme="majorHAnsi" w:eastAsiaTheme="majorEastAsia" w:hAnsiTheme="majorHAnsi" w:cstheme="majorBidi"/>
+      <w:rFonts/>
       <w:color w:val="4F81BD" w:themeColor="accent1"/>
       <w:sz w:val="20"/>
       <w:szCs w:val="20"/>
@@ -1666,7 +1500,7 @@
     <w:semiHidden/>
     <w:rsid w:val="00FC693F"/>
     <w:rPr>
-      <w:rFonts w:asciiTheme="majorHAnsi" w:eastAsiaTheme="majorEastAsia" w:hAnsiTheme="majorHAnsi" w:cstheme="majorBidi"/>
+      <w:rFonts/>
       <w:i/>
       <w:iCs/>
       <w:color w:val="404040" w:themeColor="text1" w:themeTint="BF"/>
@@ -1725,9 +1559,6 @@
     <w:qFormat/>
     <w:rsid w:val="00FC693F"/>
     <w:pPr>
-      <w:pBdr>
-        <w:bottom w:val="single" w:sz="4" w:space="4" w:color="4F81BD" w:themeColor="accent1"/>
-      </w:pBdr>
       <w:spacing w:before="200" w:after="280"/>
       <w:ind w:left="936" w:right="936"/>
     </w:pPr>
@@ -3255,7 +3086,7 @@
         <w:spacing w:before="0" w:after="0" w:line="240" w:lineRule="auto"/>
       </w:pPr>
       <w:rPr>
-        <w:rFonts w:asciiTheme="majorHAnsi" w:eastAsiaTheme="majorEastAsia" w:hAnsiTheme="majorHAnsi" w:cstheme="majorBidi"/>
+        <w:rFonts/>
         <w:b/>
         <w:bCs/>
       </w:rPr>
@@ -3276,7 +3107,7 @@
         <w:spacing w:before="0" w:after="0" w:line="240" w:lineRule="auto"/>
       </w:pPr>
       <w:rPr>
-        <w:rFonts w:asciiTheme="majorHAnsi" w:eastAsiaTheme="majorEastAsia" w:hAnsiTheme="majorHAnsi" w:cstheme="majorBidi"/>
+        <w:rFonts/>
         <w:b/>
         <w:bCs/>
       </w:rPr>
@@ -3294,14 +3125,14 @@
     </w:tblStylePr>
     <w:tblStylePr w:type="firstCol">
       <w:rPr>
-        <w:rFonts w:asciiTheme="majorHAnsi" w:eastAsiaTheme="majorEastAsia" w:hAnsiTheme="majorHAnsi" w:cstheme="majorBidi"/>
+        <w:rFonts/>
         <w:b/>
         <w:bCs/>
       </w:rPr>
     </w:tblStylePr>
     <w:tblStylePr w:type="lastCol">
       <w:rPr>
-        <w:rFonts w:asciiTheme="majorHAnsi" w:eastAsiaTheme="majorEastAsia" w:hAnsiTheme="majorHAnsi" w:cstheme="majorBidi"/>
+        <w:rFonts/>
         <w:b/>
         <w:bCs/>
       </w:rPr>
@@ -3385,7 +3216,7 @@
         <w:spacing w:before="0" w:after="0" w:line="240" w:lineRule="auto"/>
       </w:pPr>
       <w:rPr>
-        <w:rFonts w:asciiTheme="majorHAnsi" w:eastAsiaTheme="majorEastAsia" w:hAnsiTheme="majorHAnsi" w:cstheme="majorBidi"/>
+        <w:rFonts/>
         <w:b/>
         <w:bCs/>
       </w:rPr>
@@ -3406,7 +3237,7 @@
         <w:spacing w:before="0" w:after="0" w:line="240" w:lineRule="auto"/>
       </w:pPr>
       <w:rPr>
-        <w:rFonts w:asciiTheme="majorHAnsi" w:eastAsiaTheme="majorEastAsia" w:hAnsiTheme="majorHAnsi" w:cstheme="majorBidi"/>
+        <w:rFonts/>
         <w:b/>
         <w:bCs/>
       </w:rPr>
@@ -3424,14 +3255,14 @@
     </w:tblStylePr>
     <w:tblStylePr w:type="firstCol">
       <w:rPr>
-        <w:rFonts w:asciiTheme="majorHAnsi" w:eastAsiaTheme="majorEastAsia" w:hAnsiTheme="majorHAnsi" w:cstheme="majorBidi"/>
+        <w:rFonts/>
         <w:b/>
         <w:bCs/>
       </w:rPr>
     </w:tblStylePr>
     <w:tblStylePr w:type="lastCol">
       <w:rPr>
-        <w:rFonts w:asciiTheme="majorHAnsi" w:eastAsiaTheme="majorEastAsia" w:hAnsiTheme="majorHAnsi" w:cstheme="majorBidi"/>
+        <w:rFonts/>
         <w:b/>
         <w:bCs/>
       </w:rPr>
@@ -3515,7 +3346,7 @@
         <w:spacing w:before="0" w:after="0" w:line="240" w:lineRule="auto"/>
       </w:pPr>
       <w:rPr>
-        <w:rFonts w:asciiTheme="majorHAnsi" w:eastAsiaTheme="majorEastAsia" w:hAnsiTheme="majorHAnsi" w:cstheme="majorBidi"/>
+        <w:rFonts/>
         <w:b/>
         <w:bCs/>
       </w:rPr>
@@ -3536,7 +3367,7 @@
         <w:spacing w:before="0" w:after="0" w:line="240" w:lineRule="auto"/>
       </w:pPr>
       <w:rPr>
-        <w:rFonts w:asciiTheme="majorHAnsi" w:eastAsiaTheme="majorEastAsia" w:hAnsiTheme="majorHAnsi" w:cstheme="majorBidi"/>
+        <w:rFonts/>
         <w:b/>
         <w:bCs/>
       </w:rPr>
@@ -3554,14 +3385,14 @@
     </w:tblStylePr>
     <w:tblStylePr w:type="firstCol">
       <w:rPr>
-        <w:rFonts w:asciiTheme="majorHAnsi" w:eastAsiaTheme="majorEastAsia" w:hAnsiTheme="majorHAnsi" w:cstheme="majorBidi"/>
+        <w:rFonts/>
         <w:b/>
         <w:bCs/>
       </w:rPr>
     </w:tblStylePr>
     <w:tblStylePr w:type="lastCol">
       <w:rPr>
-        <w:rFonts w:asciiTheme="majorHAnsi" w:eastAsiaTheme="majorEastAsia" w:hAnsiTheme="majorHAnsi" w:cstheme="majorBidi"/>
+        <w:rFonts/>
         <w:b/>
         <w:bCs/>
       </w:rPr>
@@ -3645,7 +3476,7 @@
         <w:spacing w:before="0" w:after="0" w:line="240" w:lineRule="auto"/>
       </w:pPr>
       <w:rPr>
-        <w:rFonts w:asciiTheme="majorHAnsi" w:eastAsiaTheme="majorEastAsia" w:hAnsiTheme="majorHAnsi" w:cstheme="majorBidi"/>
+        <w:rFonts/>
         <w:b/>
         <w:bCs/>
       </w:rPr>
@@ -3666,7 +3497,7 @@
         <w:spacing w:before="0" w:after="0" w:line="240" w:lineRule="auto"/>
       </w:pPr>
       <w:rPr>
-        <w:rFonts w:asciiTheme="majorHAnsi" w:eastAsiaTheme="majorEastAsia" w:hAnsiTheme="majorHAnsi" w:cstheme="majorBidi"/>
+        <w:rFonts/>
         <w:b/>
         <w:bCs/>
       </w:rPr>
@@ -3684,14 +3515,14 @@
     </w:tblStylePr>
     <w:tblStylePr w:type="firstCol">
       <w:rPr>
-        <w:rFonts w:asciiTheme="majorHAnsi" w:eastAsiaTheme="majorEastAsia" w:hAnsiTheme="majorHAnsi" w:cstheme="majorBidi"/>
+        <w:rFonts/>
         <w:b/>
         <w:bCs/>
       </w:rPr>
     </w:tblStylePr>
     <w:tblStylePr w:type="lastCol">
       <w:rPr>
-        <w:rFonts w:asciiTheme="majorHAnsi" w:eastAsiaTheme="majorEastAsia" w:hAnsiTheme="majorHAnsi" w:cstheme="majorBidi"/>
+        <w:rFonts/>
         <w:b/>
         <w:bCs/>
       </w:rPr>
@@ -3775,7 +3606,7 @@
         <w:spacing w:before="0" w:after="0" w:line="240" w:lineRule="auto"/>
       </w:pPr>
       <w:rPr>
-        <w:rFonts w:asciiTheme="majorHAnsi" w:eastAsiaTheme="majorEastAsia" w:hAnsiTheme="majorHAnsi" w:cstheme="majorBidi"/>
+        <w:rFonts/>
         <w:b/>
         <w:bCs/>
       </w:rPr>
@@ -3796,7 +3627,7 @@
         <w:spacing w:before="0" w:after="0" w:line="240" w:lineRule="auto"/>
       </w:pPr>
       <w:rPr>
-        <w:rFonts w:asciiTheme="majorHAnsi" w:eastAsiaTheme="majorEastAsia" w:hAnsiTheme="majorHAnsi" w:cstheme="majorBidi"/>
+        <w:rFonts/>
         <w:b/>
         <w:bCs/>
       </w:rPr>
@@ -3814,14 +3645,14 @@
     </w:tblStylePr>
     <w:tblStylePr w:type="firstCol">
       <w:rPr>
-        <w:rFonts w:asciiTheme="majorHAnsi" w:eastAsiaTheme="majorEastAsia" w:hAnsiTheme="majorHAnsi" w:cstheme="majorBidi"/>
+        <w:rFonts/>
         <w:b/>
         <w:bCs/>
       </w:rPr>
     </w:tblStylePr>
     <w:tblStylePr w:type="lastCol">
       <w:rPr>
-        <w:rFonts w:asciiTheme="majorHAnsi" w:eastAsiaTheme="majorEastAsia" w:hAnsiTheme="majorHAnsi" w:cstheme="majorBidi"/>
+        <w:rFonts/>
         <w:b/>
         <w:bCs/>
       </w:rPr>
@@ -3905,7 +3736,7 @@
         <w:spacing w:before="0" w:after="0" w:line="240" w:lineRule="auto"/>
       </w:pPr>
       <w:rPr>
-        <w:rFonts w:asciiTheme="majorHAnsi" w:eastAsiaTheme="majorEastAsia" w:hAnsiTheme="majorHAnsi" w:cstheme="majorBidi"/>
+        <w:rFonts/>
         <w:b/>
         <w:bCs/>
       </w:rPr>
@@ -3926,7 +3757,7 @@
         <w:spacing w:before="0" w:after="0" w:line="240" w:lineRule="auto"/>
       </w:pPr>
       <w:rPr>
-        <w:rFonts w:asciiTheme="majorHAnsi" w:eastAsiaTheme="majorEastAsia" w:hAnsiTheme="majorHAnsi" w:cstheme="majorBidi"/>
+        <w:rFonts/>
         <w:b/>
         <w:bCs/>
       </w:rPr>
@@ -3944,14 +3775,14 @@
     </w:tblStylePr>
     <w:tblStylePr w:type="firstCol">
       <w:rPr>
-        <w:rFonts w:asciiTheme="majorHAnsi" w:eastAsiaTheme="majorEastAsia" w:hAnsiTheme="majorHAnsi" w:cstheme="majorBidi"/>
+        <w:rFonts/>
         <w:b/>
         <w:bCs/>
       </w:rPr>
     </w:tblStylePr>
     <w:tblStylePr w:type="lastCol">
       <w:rPr>
-        <w:rFonts w:asciiTheme="majorHAnsi" w:eastAsiaTheme="majorEastAsia" w:hAnsiTheme="majorHAnsi" w:cstheme="majorBidi"/>
+        <w:rFonts/>
         <w:b/>
         <w:bCs/>
       </w:rPr>
@@ -4035,7 +3866,7 @@
         <w:spacing w:before="0" w:after="0" w:line="240" w:lineRule="auto"/>
       </w:pPr>
       <w:rPr>
-        <w:rFonts w:asciiTheme="majorHAnsi" w:eastAsiaTheme="majorEastAsia" w:hAnsiTheme="majorHAnsi" w:cstheme="majorBidi"/>
+        <w:rFonts/>
         <w:b/>
         <w:bCs/>
       </w:rPr>
@@ -4056,7 +3887,7 @@
         <w:spacing w:before="0" w:after="0" w:line="240" w:lineRule="auto"/>
       </w:pPr>
       <w:rPr>
-        <w:rFonts w:asciiTheme="majorHAnsi" w:eastAsiaTheme="majorEastAsia" w:hAnsiTheme="majorHAnsi" w:cstheme="majorBidi"/>
+        <w:rFonts/>
         <w:b/>
         <w:bCs/>
       </w:rPr>
@@ -4074,14 +3905,14 @@
     </w:tblStylePr>
     <w:tblStylePr w:type="firstCol">
       <w:rPr>
-        <w:rFonts w:asciiTheme="majorHAnsi" w:eastAsiaTheme="majorEastAsia" w:hAnsiTheme="majorHAnsi" w:cstheme="majorBidi"/>
+        <w:rFonts/>
         <w:b/>
         <w:bCs/>
       </w:rPr>
     </w:tblStylePr>
     <w:tblStylePr w:type="lastCol">
       <w:rPr>
-        <w:rFonts w:asciiTheme="majorHAnsi" w:eastAsiaTheme="majorEastAsia" w:hAnsiTheme="majorHAnsi" w:cstheme="majorBidi"/>
+        <w:rFonts/>
         <w:b/>
         <w:bCs/>
       </w:rPr>
@@ -5946,7 +5777,7 @@
     </w:tblPr>
     <w:tblStylePr w:type="firstRow">
       <w:rPr>
-        <w:rFonts w:asciiTheme="majorHAnsi" w:eastAsiaTheme="majorEastAsia" w:hAnsiTheme="majorHAnsi" w:cstheme="majorBidi"/>
+        <w:rFonts/>
       </w:rPr>
       <w:tblPr/>
       <w:tcPr>
@@ -6030,7 +5861,7 @@
     </w:tblPr>
     <w:tblStylePr w:type="firstRow">
       <w:rPr>
-        <w:rFonts w:asciiTheme="majorHAnsi" w:eastAsiaTheme="majorEastAsia" w:hAnsiTheme="majorHAnsi" w:cstheme="majorBidi"/>
+        <w:rFonts/>
       </w:rPr>
       <w:tblPr/>
       <w:tcPr>
@@ -6114,7 +5945,7 @@
     </w:tblPr>
     <w:tblStylePr w:type="firstRow">
       <w:rPr>
-        <w:rFonts w:asciiTheme="majorHAnsi" w:eastAsiaTheme="majorEastAsia" w:hAnsiTheme="majorHAnsi" w:cstheme="majorBidi"/>
+        <w:rFonts/>
       </w:rPr>
       <w:tblPr/>
       <w:tcPr>
@@ -6198,7 +6029,7 @@
     </w:tblPr>
     <w:tblStylePr w:type="firstRow">
       <w:rPr>
-        <w:rFonts w:asciiTheme="majorHAnsi" w:eastAsiaTheme="majorEastAsia" w:hAnsiTheme="majorHAnsi" w:cstheme="majorBidi"/>
+        <w:rFonts/>
       </w:rPr>
       <w:tblPr/>
       <w:tcPr>
@@ -6282,7 +6113,7 @@
     </w:tblPr>
     <w:tblStylePr w:type="firstRow">
       <w:rPr>
-        <w:rFonts w:asciiTheme="majorHAnsi" w:eastAsiaTheme="majorEastAsia" w:hAnsiTheme="majorHAnsi" w:cstheme="majorBidi"/>
+        <w:rFonts/>
       </w:rPr>
       <w:tblPr/>
       <w:tcPr>
@@ -6366,7 +6197,7 @@
     </w:tblPr>
     <w:tblStylePr w:type="firstRow">
       <w:rPr>
-        <w:rFonts w:asciiTheme="majorHAnsi" w:eastAsiaTheme="majorEastAsia" w:hAnsiTheme="majorHAnsi" w:cstheme="majorBidi"/>
+        <w:rFonts/>
       </w:rPr>
       <w:tblPr/>
       <w:tcPr>
@@ -6450,7 +6281,7 @@
     </w:tblPr>
     <w:tblStylePr w:type="firstRow">
       <w:rPr>
-        <w:rFonts w:asciiTheme="majorHAnsi" w:eastAsiaTheme="majorEastAsia" w:hAnsiTheme="majorHAnsi" w:cstheme="majorBidi"/>
+        <w:rFonts/>
       </w:rPr>
       <w:tblPr/>
       <w:tcPr>
@@ -6515,7 +6346,7 @@
       <w:spacing w:after="0" w:line="240" w:lineRule="auto"/>
     </w:pPr>
     <w:rPr>
-      <w:rFonts w:asciiTheme="majorHAnsi" w:eastAsiaTheme="majorEastAsia" w:hAnsiTheme="majorHAnsi" w:cstheme="majorBidi"/>
+      <w:rFonts/>
       <w:color w:val="000000" w:themeColor="text1"/>
     </w:rPr>
     <w:tblPr>
@@ -6643,7 +6474,7 @@
       <w:spacing w:after="0" w:line="240" w:lineRule="auto"/>
     </w:pPr>
     <w:rPr>
-      <w:rFonts w:asciiTheme="majorHAnsi" w:eastAsiaTheme="majorEastAsia" w:hAnsiTheme="majorHAnsi" w:cstheme="majorBidi"/>
+      <w:rFonts/>
       <w:color w:val="000000" w:themeColor="text1"/>
     </w:rPr>
     <w:tblPr>
@@ -6771,7 +6602,7 @@
       <w:spacing w:after="0" w:line="240" w:lineRule="auto"/>
     </w:pPr>
     <w:rPr>
-      <w:rFonts w:asciiTheme="majorHAnsi" w:eastAsiaTheme="majorEastAsia" w:hAnsiTheme="majorHAnsi" w:cstheme="majorBidi"/>
+      <w:rFonts/>
       <w:color w:val="000000" w:themeColor="text1"/>
     </w:rPr>
     <w:tblPr>
@@ -6899,7 +6730,7 @@
       <w:spacing w:after="0" w:line="240" w:lineRule="auto"/>
     </w:pPr>
     <w:rPr>
-      <w:rFonts w:asciiTheme="majorHAnsi" w:eastAsiaTheme="majorEastAsia" w:hAnsiTheme="majorHAnsi" w:cstheme="majorBidi"/>
+      <w:rFonts/>
       <w:color w:val="000000" w:themeColor="text1"/>
     </w:rPr>
     <w:tblPr>
@@ -7027,7 +6858,7 @@
       <w:spacing w:after="0" w:line="240" w:lineRule="auto"/>
     </w:pPr>
     <w:rPr>
-      <w:rFonts w:asciiTheme="majorHAnsi" w:eastAsiaTheme="majorEastAsia" w:hAnsiTheme="majorHAnsi" w:cstheme="majorBidi"/>
+      <w:rFonts/>
       <w:color w:val="000000" w:themeColor="text1"/>
     </w:rPr>
     <w:tblPr>
@@ -7155,7 +6986,7 @@
       <w:spacing w:after="0" w:line="240" w:lineRule="auto"/>
     </w:pPr>
     <w:rPr>
-      <w:rFonts w:asciiTheme="majorHAnsi" w:eastAsiaTheme="majorEastAsia" w:hAnsiTheme="majorHAnsi" w:cstheme="majorBidi"/>
+      <w:rFonts/>
       <w:color w:val="000000" w:themeColor="text1"/>
     </w:rPr>
     <w:tblPr>
@@ -7283,7 +7114,7 @@
       <w:spacing w:after="0" w:line="240" w:lineRule="auto"/>
     </w:pPr>
     <w:rPr>
-      <w:rFonts w:asciiTheme="majorHAnsi" w:eastAsiaTheme="majorEastAsia" w:hAnsiTheme="majorHAnsi" w:cstheme="majorBidi"/>
+      <w:rFonts/>
       <w:color w:val="000000" w:themeColor="text1"/>
     </w:rPr>
     <w:tblPr>
@@ -7922,7 +7753,7 @@
       <w:spacing w:after="0" w:line="240" w:lineRule="auto"/>
     </w:pPr>
     <w:rPr>
-      <w:rFonts w:asciiTheme="majorHAnsi" w:eastAsiaTheme="majorEastAsia" w:hAnsiTheme="majorHAnsi" w:cstheme="majorBidi"/>
+      <w:rFonts/>
       <w:color w:val="000000" w:themeColor="text1"/>
     </w:rPr>
     <w:tblPr>
@@ -8047,7 +7878,7 @@
       <w:spacing w:after="0" w:line="240" w:lineRule="auto"/>
     </w:pPr>
     <w:rPr>
-      <w:rFonts w:asciiTheme="majorHAnsi" w:eastAsiaTheme="majorEastAsia" w:hAnsiTheme="majorHAnsi" w:cstheme="majorBidi"/>
+      <w:rFonts/>
       <w:color w:val="000000" w:themeColor="text1"/>
     </w:rPr>
     <w:tblPr>
@@ -8172,7 +8003,7 @@
       <w:spacing w:after="0" w:line="240" w:lineRule="auto"/>
     </w:pPr>
     <w:rPr>
-      <w:rFonts w:asciiTheme="majorHAnsi" w:eastAsiaTheme="majorEastAsia" w:hAnsiTheme="majorHAnsi" w:cstheme="majorBidi"/>
+      <w:rFonts/>
       <w:color w:val="000000" w:themeColor="text1"/>
     </w:rPr>
     <w:tblPr>
@@ -8297,7 +8128,7 @@
       <w:spacing w:after="0" w:line="240" w:lineRule="auto"/>
     </w:pPr>
     <w:rPr>
-      <w:rFonts w:asciiTheme="majorHAnsi" w:eastAsiaTheme="majorEastAsia" w:hAnsiTheme="majorHAnsi" w:cstheme="majorBidi"/>
+      <w:rFonts/>
       <w:color w:val="000000" w:themeColor="text1"/>
     </w:rPr>
     <w:tblPr>
@@ -8422,7 +8253,7 @@
       <w:spacing w:after="0" w:line="240" w:lineRule="auto"/>
     </w:pPr>
     <w:rPr>
-      <w:rFonts w:asciiTheme="majorHAnsi" w:eastAsiaTheme="majorEastAsia" w:hAnsiTheme="majorHAnsi" w:cstheme="majorBidi"/>
+      <w:rFonts/>
       <w:color w:val="000000" w:themeColor="text1"/>
     </w:rPr>
     <w:tblPr>
@@ -8547,7 +8378,7 @@
       <w:spacing w:after="0" w:line="240" w:lineRule="auto"/>
     </w:pPr>
     <w:rPr>
-      <w:rFonts w:asciiTheme="majorHAnsi" w:eastAsiaTheme="majorEastAsia" w:hAnsiTheme="majorHAnsi" w:cstheme="majorBidi"/>
+      <w:rFonts/>
       <w:color w:val="000000" w:themeColor="text1"/>
     </w:rPr>
     <w:tblPr>
@@ -8672,7 +8503,7 @@
       <w:spacing w:after="0" w:line="240" w:lineRule="auto"/>
     </w:pPr>
     <w:rPr>
-      <w:rFonts w:asciiTheme="majorHAnsi" w:eastAsiaTheme="majorEastAsia" w:hAnsiTheme="majorHAnsi" w:cstheme="majorBidi"/>
+      <w:rFonts/>
       <w:color w:val="000000" w:themeColor="text1"/>
     </w:rPr>
     <w:tblPr>
